--- a/data/prompts/PROMPTS.docx
+++ b/data/prompts/PROMPTS.docx
@@ -1,6 +1,6 @@
 
 <file path=word/document.xml><?xml version="1.0" encoding="utf-8"?>
-<w:document xmlns:wpc="http://schemas.microsoft.com/office/word/2010/wordprocessingCanvas" xmlns:cx="http://schemas.microsoft.com/office/drawing/2014/chartex" xmlns:cx1="http://schemas.microsoft.com/office/drawing/2015/9/8/chartex" xmlns:cx2="http://schemas.microsoft.com/office/drawing/2015/10/21/chartex" xmlns:cx3="http://schemas.microsoft.com/office/drawing/2016/5/9/chartex" xmlns:cx4="http://schemas.microsoft.com/office/drawing/2016/5/10/chartex" xmlns:cx5="http://schemas.microsoft.com/office/drawing/2016/5/11/chartex" xmlns:cx6="http://schemas.microsoft.com/office/drawing/2016/5/12/chartex" xmlns:cx7="http://schemas.microsoft.com/office/drawing/2016/5/13/chartex" xmlns:cx8="http://schemas.microsoft.com/office/drawing/2016/5/14/chartex" xmlns:mc="http://schemas.openxmlformats.org/markup-compatibility/2006" xmlns:aink="http://schemas.microsoft.com/office/drawing/2016/ink" xmlns:am3d="http://schemas.microsoft.com/office/drawing/2017/model3d" xmlns:o="urn:schemas-microsoft-com:office:office" xmlns:oel="http://schemas.microsoft.com/office/2019/extlst" xmlns:r="http://schemas.openxmlformats.org/officeDocument/2006/relationships" xmlns:m="http://schemas.openxmlformats.org/officeDocument/2006/math" xmlns:v="urn:schemas-microsoft-com:vml" xmlns:wp14="http://schemas.microsoft.com/office/word/2010/wordprocessingDrawing" xmlns:wp="http://schemas.openxmlformats.org/drawingml/2006/wordprocessingDrawing" xmlns:w10="urn:schemas-microsoft-com:office:word" xmlns:w="http://schemas.openxmlformats.org/wordprocessingml/2006/main" xmlns:w14="http://schemas.microsoft.com/office/word/2010/wordml" xmlns:w15="http://schemas.microsoft.com/office/word/2012/wordml" xmlns:w16cex="http://schemas.microsoft.com/office/word/2018/wordml/cex" xmlns:w16cid="http://schemas.microsoft.com/office/word/2016/wordml/cid" xmlns:w16="http://schemas.microsoft.com/office/word/2018/wordml" xmlns:w16du="http://schemas.microsoft.com/office/word/2023/wordml/word16du" xmlns:w16sdtdh="http://schemas.microsoft.com/office/word/2020/wordml/sdtdatahash" xmlns:w16sdtfl="http://schemas.microsoft.com/office/word/2024/wordml/sdtformatlock" xmlns:w16se="http://schemas.microsoft.com/office/word/2015/wordml/symex" xmlns:wpg="http://schemas.microsoft.com/office/word/2010/wordprocessingGroup" xmlns:wpi="http://schemas.microsoft.com/office/word/2010/wordprocessingInk" xmlns:wne="http://schemas.microsoft.com/office/word/2006/wordml" xmlns:wps="http://schemas.microsoft.com/office/word/2010/wordprocessingShape" mc:Ignorable="w14 w15 w16se w16cid w16 w16cex w16sdtdh w16sdtfl w16du wp14">
+<w:document xmlns:ve="http://schemas.openxmlformats.org/markup-compatibility/2006" xmlns:o="urn:schemas-microsoft-com:office:office" xmlns:r="http://schemas.openxmlformats.org/officeDocument/2006/relationships" xmlns:m="http://schemas.openxmlformats.org/officeDocument/2006/math" xmlns:v="urn:schemas-microsoft-com:vml" xmlns:wp="http://schemas.openxmlformats.org/drawingml/2006/wordprocessingDrawing" xmlns:w10="urn:schemas-microsoft-com:office:word" xmlns:w="http://schemas.openxmlformats.org/wordprocessingml/2006/main" xmlns:wne="http://schemas.microsoft.com/office/word/2006/wordml">
   <w:body>
     <w:p>
       <w:pPr>
@@ -175,61 +175,7 @@
           <w:szCs w:val="20"/>
           <w:lang w:val="en-US"/>
         </w:rPr>
-        <w:t xml:space="preserve"> are </w:t>
-      </w:r>
-      <w:proofErr w:type="gramStart"/>
-      <w:r>
-        <w:rPr>
-          <w:sz w:val="20"/>
-          <w:szCs w:val="20"/>
-          <w:lang w:val="en-US"/>
-        </w:rPr>
-        <w:t>facing ,</w:t>
-      </w:r>
-      <w:proofErr w:type="gramEnd"/>
-      <w:r>
-        <w:rPr>
-          <w:sz w:val="20"/>
-          <w:szCs w:val="20"/>
-          <w:lang w:val="en-US"/>
-        </w:rPr>
-        <w:t xml:space="preserve"> what outcome they are expecting or looking for, the budget for solving the problem. </w:t>
-      </w:r>
-      <w:proofErr w:type="gramStart"/>
-      <w:r>
-        <w:rPr>
-          <w:sz w:val="20"/>
-          <w:szCs w:val="20"/>
-          <w:lang w:val="en-US"/>
-        </w:rPr>
-        <w:t>So</w:t>
-      </w:r>
-      <w:proofErr w:type="gramEnd"/>
-      <w:r>
-        <w:rPr>
-          <w:sz w:val="20"/>
-          <w:szCs w:val="20"/>
-          <w:lang w:val="en-US"/>
-        </w:rPr>
-        <w:t xml:space="preserve"> this thing should have a really AND I MEAN A REALLY </w:t>
-      </w:r>
-      <w:proofErr w:type="gramStart"/>
-      <w:r>
-        <w:rPr>
-          <w:sz w:val="20"/>
-          <w:szCs w:val="20"/>
-          <w:lang w:val="en-US"/>
-        </w:rPr>
-        <w:t>EYE CATCHING</w:t>
-      </w:r>
-      <w:proofErr w:type="gramEnd"/>
-      <w:r>
-        <w:rPr>
-          <w:sz w:val="20"/>
-          <w:szCs w:val="20"/>
-          <w:lang w:val="en-US"/>
-        </w:rPr>
-        <w:t xml:space="preserve"> HOOK, A Body, this body it has, keep it very concise and to the point which highlights the solution to the pain points, relevant skills and a closure. Also make sure to address the problem and how I can solve it and how I have done it before. All this just keep in mind that I use </w:t>
+        <w:t xml:space="preserve"> are facing , what outcome they are expecting or looking for, the budget for solving the problem. So this thing should have a really AND I MEAN A REALLY EYE CATCHING HOOK, A Body, this body it has, keep it very concise and to the point which highlights the solution to the pain points, relevant skills and a closure. Also make sure to address the problem and how I can solve it and how I have done it before. All this just keep in mind that I use </w:t>
       </w:r>
       <w:proofErr w:type="spellStart"/>
       <w:r>
@@ -247,43 +193,7 @@
           <w:szCs w:val="20"/>
           <w:lang w:val="en-US"/>
         </w:rPr>
-        <w:t xml:space="preserve"> to get the job done. </w:t>
-      </w:r>
-      <w:proofErr w:type="gramStart"/>
-      <w:r>
-        <w:rPr>
-          <w:sz w:val="20"/>
-          <w:szCs w:val="20"/>
-          <w:lang w:val="en-US"/>
-        </w:rPr>
-        <w:t>So</w:t>
-      </w:r>
-      <w:proofErr w:type="gramEnd"/>
-      <w:r>
-        <w:rPr>
-          <w:sz w:val="20"/>
-          <w:szCs w:val="20"/>
-          <w:lang w:val="en-US"/>
-        </w:rPr>
-        <w:t xml:space="preserve"> </w:t>
-      </w:r>
-      <w:proofErr w:type="gramStart"/>
-      <w:r>
-        <w:rPr>
-          <w:sz w:val="20"/>
-          <w:szCs w:val="20"/>
-          <w:lang w:val="en-US"/>
-        </w:rPr>
-        <w:t>I  want</w:t>
-      </w:r>
-      <w:proofErr w:type="gramEnd"/>
-      <w:r>
-        <w:rPr>
-          <w:sz w:val="20"/>
-          <w:szCs w:val="20"/>
-          <w:lang w:val="en-US"/>
-        </w:rPr>
-        <w:t xml:space="preserve"> you to work with the perspective of that platform</w:t>
+        <w:t xml:space="preserve"> to get the job done. SoI  want you to work with the perspective of that platform</w:t>
       </w:r>
     </w:p>
     <w:p>
@@ -338,7 +248,6 @@
         <w:t xml:space="preserve"> in this way “Most Power BI developers can build dashboards. Very few understand Infor VISUAL data well enough to make those dashboards trustworthy.” OR “hey…your job posting caught my attention” keep it in </w:t>
       </w:r>
       <w:proofErr w:type="spellStart"/>
-      <w:proofErr w:type="gramStart"/>
       <w:r>
         <w:rPr>
           <w:sz w:val="20"/>
@@ -354,52 +263,7 @@
           <w:szCs w:val="20"/>
           <w:lang w:val="en-US"/>
         </w:rPr>
-        <w:t xml:space="preserve">  or</w:t>
-      </w:r>
-      <w:proofErr w:type="gramEnd"/>
-      <w:r>
-        <w:rPr>
-          <w:sz w:val="20"/>
-          <w:szCs w:val="20"/>
-          <w:lang w:val="en-US"/>
-        </w:rPr>
-        <w:t xml:space="preserve"> us style of communication. Now these are just the examples I am </w:t>
-      </w:r>
-      <w:proofErr w:type="gramStart"/>
-      <w:r>
-        <w:rPr>
-          <w:sz w:val="20"/>
-          <w:szCs w:val="20"/>
-          <w:lang w:val="en-US"/>
-        </w:rPr>
-        <w:t>giving ,u</w:t>
-      </w:r>
-      <w:proofErr w:type="gramEnd"/>
-      <w:r>
-        <w:rPr>
-          <w:sz w:val="20"/>
-          <w:szCs w:val="20"/>
-          <w:lang w:val="en-US"/>
-        </w:rPr>
-        <w:t xml:space="preserve"> </w:t>
-      </w:r>
-      <w:proofErr w:type="gramStart"/>
-      <w:r>
-        <w:rPr>
-          <w:sz w:val="20"/>
-          <w:szCs w:val="20"/>
-          <w:lang w:val="en-US"/>
-        </w:rPr>
-        <w:t>are</w:t>
-      </w:r>
-      <w:proofErr w:type="gramEnd"/>
-      <w:r>
-        <w:rPr>
-          <w:sz w:val="20"/>
-          <w:szCs w:val="20"/>
-          <w:lang w:val="en-US"/>
-        </w:rPr>
-        <w:t xml:space="preserve"> free to THINK and add your own hook that suit the summaries and titles of the job. The closure must be like “I hope to connect </w:t>
+        <w:t xml:space="preserve">  or us style of communication. Now these are just the examples I am giving ,uare free to THINK and add your own hook that suit the summaries and titles of the job. The closure must be like “I hope to connect </w:t>
       </w:r>
       <w:proofErr w:type="spellStart"/>
       <w:r>
@@ -417,25 +281,7 @@
           <w:szCs w:val="20"/>
           <w:lang w:val="en-US"/>
         </w:rPr>
-        <w:t xml:space="preserve"> you </w:t>
-      </w:r>
-      <w:proofErr w:type="gramStart"/>
-      <w:r>
-        <w:rPr>
-          <w:sz w:val="20"/>
-          <w:szCs w:val="20"/>
-          <w:lang w:val="en-US"/>
-        </w:rPr>
-        <w:t>soon ”</w:t>
-      </w:r>
-      <w:proofErr w:type="gramEnd"/>
-      <w:r>
-        <w:rPr>
-          <w:sz w:val="20"/>
-          <w:szCs w:val="20"/>
-          <w:lang w:val="en-US"/>
-        </w:rPr>
-        <w:t xml:space="preserve"> OR “When can I </w:t>
+        <w:t xml:space="preserve"> you soon ” OR “When can I </w:t>
       </w:r>
       <w:proofErr w:type="spellStart"/>
       <w:r>
@@ -465,7 +311,6 @@
         </w:rPr>
       </w:pPr>
       <w:proofErr w:type="spellStart"/>
-      <w:proofErr w:type="gramStart"/>
       <w:r>
         <w:rPr>
           <w:sz w:val="20"/>
@@ -475,7 +320,6 @@
         <w:t>Lets</w:t>
       </w:r>
       <w:proofErr w:type="spellEnd"/>
-      <w:proofErr w:type="gramEnd"/>
       <w:r>
         <w:rPr>
           <w:sz w:val="20"/>
@@ -518,25 +362,7 @@
           <w:szCs w:val="20"/>
           <w:lang w:val="en-US"/>
         </w:rPr>
-        <w:t xml:space="preserve"> thing read where the client is from and accordingly use the hooks the style of it, in the sense there thought </w:t>
-      </w:r>
-      <w:proofErr w:type="gramStart"/>
-      <w:r>
-        <w:rPr>
-          <w:sz w:val="20"/>
-          <w:szCs w:val="20"/>
-          <w:lang w:val="en-US"/>
-        </w:rPr>
-        <w:t>process .</w:t>
-      </w:r>
-      <w:proofErr w:type="gramEnd"/>
-      <w:r>
-        <w:rPr>
-          <w:sz w:val="20"/>
-          <w:szCs w:val="20"/>
-          <w:lang w:val="en-US"/>
-        </w:rPr>
-        <w:t xml:space="preserve"> I want you to think from their perspective while reading the summary</w:t>
+        <w:t xml:space="preserve"> thing read where the client is from and accordingly use the hooks the style of it, in the sense there thought process . I want you to think from their perspective while reading the summary</w:t>
       </w:r>
     </w:p>
     <w:p>
@@ -613,25 +439,7 @@
           <w:szCs w:val="20"/>
           <w:lang w:val="en-GB"/>
         </w:rPr>
-        <w:t xml:space="preserve">Thoroughly </w:t>
-      </w:r>
-      <w:proofErr w:type="spellStart"/>
-      <w:r>
-        <w:rPr>
-          <w:sz w:val="20"/>
-          <w:szCs w:val="20"/>
-          <w:lang w:val="en-GB"/>
-        </w:rPr>
-        <w:t>analyze</w:t>
-      </w:r>
-      <w:proofErr w:type="spellEnd"/>
-      <w:r>
-        <w:rPr>
-          <w:sz w:val="20"/>
-          <w:szCs w:val="20"/>
-          <w:lang w:val="en-GB"/>
-        </w:rPr>
-        <w:t xml:space="preserve"> the job title and description.</w:t>
+        <w:t>Thoroughly analyze the job title and description.</w:t>
       </w:r>
     </w:p>
     <w:p>
@@ -1271,6 +1079,118 @@
         </w:rPr>
         <w:br/>
         <w:t>Phase 1: MVP ({{metrics}}) by {{date}} — {{price}}.</w:t>
+      </w:r>
+    </w:p>
+    <w:p>
+      <w:pPr>
+        <w:rPr>
+          <w:sz w:val="20"/>
+          <w:szCs w:val="20"/>
+          <w:lang w:val="en-US"/>
+        </w:rPr>
+      </w:pPr>
+    </w:p>
+    <w:p>
+      <w:pPr>
+        <w:rPr>
+          <w:sz w:val="20"/>
+          <w:szCs w:val="20"/>
+          <w:lang w:val="en-US"/>
+        </w:rPr>
+      </w:pPr>
+      <w:r>
+        <w:rPr>
+          <w:sz w:val="20"/>
+          <w:szCs w:val="20"/>
+          <w:lang w:val="en-US"/>
+        </w:rPr>
+        <w:t>- Write like a real person talking to another person, not like a formal business letter.</w:t>
+      </w:r>
+    </w:p>
+    <w:p>
+      <w:pPr>
+        <w:rPr>
+          <w:sz w:val="20"/>
+          <w:szCs w:val="20"/>
+          <w:lang w:val="en-US"/>
+        </w:rPr>
+      </w:pPr>
+      <w:r>
+        <w:rPr>
+          <w:sz w:val="20"/>
+          <w:szCs w:val="20"/>
+          <w:lang w:val="en-US"/>
+        </w:rPr>
+        <w:lastRenderedPageBreak/>
+        <w:t>- Use short sentences. Vary sentence length to create rhythm.</w:t>
+      </w:r>
+    </w:p>
+    <w:p>
+      <w:pPr>
+        <w:rPr>
+          <w:sz w:val="20"/>
+          <w:szCs w:val="20"/>
+          <w:lang w:val="en-US"/>
+        </w:rPr>
+      </w:pPr>
+      <w:r>
+        <w:rPr>
+          <w:sz w:val="20"/>
+          <w:szCs w:val="20"/>
+          <w:lang w:val="en-US"/>
+        </w:rPr>
+        <w:t>- Avoid corporate words like "leverage", "utilize", "expertise", "deliverables", "actionable insights", "ensure", "I am confident that".</w:t>
+      </w:r>
+    </w:p>
+    <w:p>
+      <w:pPr>
+        <w:rPr>
+          <w:sz w:val="20"/>
+          <w:szCs w:val="20"/>
+          <w:lang w:val="en-US"/>
+        </w:rPr>
+      </w:pPr>
+      <w:r>
+        <w:rPr>
+          <w:sz w:val="20"/>
+          <w:szCs w:val="20"/>
+          <w:lang w:val="en-US"/>
+        </w:rPr>
+        <w:t>- Instead of "I am confident I can deliver", say something like "I've done this before and I know what works."</w:t>
+      </w:r>
+    </w:p>
+    <w:p>
+      <w:pPr>
+        <w:rPr>
+          <w:sz w:val="20"/>
+          <w:szCs w:val="20"/>
+          <w:lang w:val="en-US"/>
+        </w:rPr>
+      </w:pPr>
+      <w:r>
+        <w:rPr>
+          <w:sz w:val="20"/>
+          <w:szCs w:val="20"/>
+          <w:lang w:val="en-US"/>
+        </w:rPr>
+        <w:t>- Avoid repeating the same sentence structure back to back.</w:t>
+      </w:r>
+    </w:p>
+    <w:p>
+      <w:pPr>
+        <w:rPr>
+          <w:sz w:val="20"/>
+          <w:szCs w:val="20"/>
+          <w:lang w:val="en-US"/>
+        </w:rPr>
+      </w:pPr>
+      <w:r>
+        <w:rPr>
+          <w:sz w:val="20"/>
+          <w:szCs w:val="20"/>
+          <w:lang w:val="en-US"/>
+        </w:rPr>
+        <w:t>- Sound like someone who knows their stuff but doesn't need to prove it every sentence.</w:t>
       </w:r>
     </w:p>
     <w:p>
@@ -1293,7 +1213,7 @@
 </file>
 
 <file path=word/styles.xml><?xml version="1.0" encoding="utf-8"?>
-<w:styles xmlns:mc="http://schemas.openxmlformats.org/markup-compatibility/2006" xmlns:r="http://schemas.openxmlformats.org/officeDocument/2006/relationships" xmlns:w="http://schemas.openxmlformats.org/wordprocessingml/2006/main" xmlns:w14="http://schemas.microsoft.com/office/word/2010/wordml" xmlns:w15="http://schemas.microsoft.com/office/word/2012/wordml" xmlns:w16cex="http://schemas.microsoft.com/office/word/2018/wordml/cex" xmlns:w16cid="http://schemas.microsoft.com/office/word/2016/wordml/cid" xmlns:w16="http://schemas.microsoft.com/office/word/2018/wordml" xmlns:w16du="http://schemas.microsoft.com/office/word/2023/wordml/word16du" xmlns:w16sdtdh="http://schemas.microsoft.com/office/word/2020/wordml/sdtdatahash" xmlns:w16sdtfl="http://schemas.microsoft.com/office/word/2024/wordml/sdtformatlock" xmlns:w16se="http://schemas.microsoft.com/office/word/2015/wordml/symex" mc:Ignorable="w14 w15 w16se w16cid w16 w16cex w16sdtdh w16sdtfl w16du">
+<w:styles xmlns:r="http://schemas.openxmlformats.org/officeDocument/2006/relationships" xmlns:w="http://schemas.openxmlformats.org/wordprocessingml/2006/main">
   <w:docDefaults>
     <w:rPrDefault>
       <w:rPr>
@@ -1309,383 +1229,144 @@
       </w:pPr>
     </w:pPrDefault>
   </w:docDefaults>
-  <w:latentStyles w:defLockedState="0" w:defUIPriority="99" w:defSemiHidden="0" w:defUnhideWhenUsed="0" w:defQFormat="0" w:count="376">
-    <w:lsdException w:name="Normal" w:uiPriority="0" w:qFormat="1"/>
-    <w:lsdException w:name="heading 1" w:uiPriority="9" w:qFormat="1"/>
-    <w:lsdException w:name="heading 2" w:semiHidden="1" w:uiPriority="9" w:unhideWhenUsed="1" w:qFormat="1"/>
-    <w:lsdException w:name="heading 3" w:semiHidden="1" w:uiPriority="9" w:unhideWhenUsed="1" w:qFormat="1"/>
-    <w:lsdException w:name="heading 4" w:semiHidden="1" w:uiPriority="9" w:unhideWhenUsed="1" w:qFormat="1"/>
-    <w:lsdException w:name="heading 5" w:semiHidden="1" w:uiPriority="9" w:unhideWhenUsed="1" w:qFormat="1"/>
-    <w:lsdException w:name="heading 6" w:semiHidden="1" w:uiPriority="9" w:unhideWhenUsed="1" w:qFormat="1"/>
-    <w:lsdException w:name="heading 7" w:semiHidden="1" w:uiPriority="9" w:unhideWhenUsed="1" w:qFormat="1"/>
-    <w:lsdException w:name="heading 8" w:semiHidden="1" w:uiPriority="9" w:unhideWhenUsed="1" w:qFormat="1"/>
-    <w:lsdException w:name="heading 9" w:semiHidden="1" w:uiPriority="9" w:unhideWhenUsed="1" w:qFormat="1"/>
-    <w:lsdException w:name="index 1" w:semiHidden="1" w:unhideWhenUsed="1"/>
-    <w:lsdException w:name="index 2" w:semiHidden="1" w:unhideWhenUsed="1"/>
-    <w:lsdException w:name="index 3" w:semiHidden="1" w:unhideWhenUsed="1"/>
-    <w:lsdException w:name="index 4" w:semiHidden="1" w:unhideWhenUsed="1"/>
-    <w:lsdException w:name="index 5" w:semiHidden="1" w:unhideWhenUsed="1"/>
-    <w:lsdException w:name="index 6" w:semiHidden="1" w:unhideWhenUsed="1"/>
-    <w:lsdException w:name="index 7" w:semiHidden="1" w:unhideWhenUsed="1"/>
-    <w:lsdException w:name="index 8" w:semiHidden="1" w:unhideWhenUsed="1"/>
-    <w:lsdException w:name="index 9" w:semiHidden="1" w:unhideWhenUsed="1"/>
-    <w:lsdException w:name="toc 1" w:semiHidden="1" w:uiPriority="39" w:unhideWhenUsed="1"/>
-    <w:lsdException w:name="toc 2" w:semiHidden="1" w:uiPriority="39" w:unhideWhenUsed="1"/>
-    <w:lsdException w:name="toc 3" w:semiHidden="1" w:uiPriority="39" w:unhideWhenUsed="1"/>
-    <w:lsdException w:name="toc 4" w:semiHidden="1" w:uiPriority="39" w:unhideWhenUsed="1"/>
-    <w:lsdException w:name="toc 5" w:semiHidden="1" w:uiPriority="39" w:unhideWhenUsed="1"/>
-    <w:lsdException w:name="toc 6" w:semiHidden="1" w:uiPriority="39" w:unhideWhenUsed="1"/>
-    <w:lsdException w:name="toc 7" w:semiHidden="1" w:uiPriority="39" w:unhideWhenUsed="1"/>
-    <w:lsdException w:name="toc 8" w:semiHidden="1" w:uiPriority="39" w:unhideWhenUsed="1"/>
-    <w:lsdException w:name="toc 9" w:semiHidden="1" w:uiPriority="39" w:unhideWhenUsed="1"/>
-    <w:lsdException w:name="Normal Indent" w:semiHidden="1" w:unhideWhenUsed="1"/>
-    <w:lsdException w:name="footnote text" w:semiHidden="1" w:unhideWhenUsed="1"/>
-    <w:lsdException w:name="annotation text" w:semiHidden="1" w:unhideWhenUsed="1"/>
-    <w:lsdException w:name="header" w:semiHidden="1" w:unhideWhenUsed="1"/>
-    <w:lsdException w:name="footer" w:semiHidden="1" w:unhideWhenUsed="1"/>
-    <w:lsdException w:name="index heading" w:semiHidden="1" w:unhideWhenUsed="1"/>
-    <w:lsdException w:name="caption" w:semiHidden="1" w:uiPriority="35" w:unhideWhenUsed="1" w:qFormat="1"/>
-    <w:lsdException w:name="table of figures" w:semiHidden="1" w:unhideWhenUsed="1"/>
-    <w:lsdException w:name="envelope address" w:semiHidden="1" w:unhideWhenUsed="1"/>
-    <w:lsdException w:name="envelope return" w:semiHidden="1" w:unhideWhenUsed="1"/>
-    <w:lsdException w:name="footnote reference" w:semiHidden="1" w:unhideWhenUsed="1"/>
-    <w:lsdException w:name="annotation reference" w:semiHidden="1" w:unhideWhenUsed="1"/>
-    <w:lsdException w:name="line number" w:semiHidden="1" w:unhideWhenUsed="1"/>
-    <w:lsdException w:name="page number" w:semiHidden="1" w:unhideWhenUsed="1"/>
-    <w:lsdException w:name="endnote reference" w:semiHidden="1" w:unhideWhenUsed="1"/>
-    <w:lsdException w:name="endnote text" w:semiHidden="1" w:unhideWhenUsed="1"/>
-    <w:lsdException w:name="table of authorities" w:semiHidden="1" w:unhideWhenUsed="1"/>
-    <w:lsdException w:name="macro" w:semiHidden="1" w:unhideWhenUsed="1"/>
-    <w:lsdException w:name="toa heading" w:semiHidden="1" w:unhideWhenUsed="1"/>
-    <w:lsdException w:name="List" w:semiHidden="1" w:unhideWhenUsed="1"/>
-    <w:lsdException w:name="List Bullet" w:semiHidden="1" w:unhideWhenUsed="1"/>
-    <w:lsdException w:name="List Number" w:semiHidden="1" w:unhideWhenUsed="1"/>
-    <w:lsdException w:name="List 2" w:semiHidden="1" w:unhideWhenUsed="1"/>
-    <w:lsdException w:name="List 3" w:semiHidden="1" w:unhideWhenUsed="1"/>
-    <w:lsdException w:name="List 4" w:semiHidden="1" w:unhideWhenUsed="1"/>
-    <w:lsdException w:name="List 5" w:semiHidden="1" w:unhideWhenUsed="1"/>
-    <w:lsdException w:name="List Bullet 2" w:semiHidden="1" w:unhideWhenUsed="1"/>
-    <w:lsdException w:name="List Bullet 3" w:semiHidden="1" w:unhideWhenUsed="1"/>
-    <w:lsdException w:name="List Bullet 4" w:semiHidden="1" w:unhideWhenUsed="1"/>
-    <w:lsdException w:name="List Bullet 5" w:semiHidden="1" w:unhideWhenUsed="1"/>
-    <w:lsdException w:name="List Number 2" w:semiHidden="1" w:unhideWhenUsed="1"/>
-    <w:lsdException w:name="List Number 3" w:semiHidden="1" w:unhideWhenUsed="1"/>
-    <w:lsdException w:name="List Number 4" w:semiHidden="1" w:unhideWhenUsed="1"/>
-    <w:lsdException w:name="List Number 5" w:semiHidden="1" w:unhideWhenUsed="1"/>
-    <w:lsdException w:name="Title" w:uiPriority="10" w:qFormat="1"/>
-    <w:lsdException w:name="Closing" w:semiHidden="1" w:unhideWhenUsed="1"/>
-    <w:lsdException w:name="Signature" w:semiHidden="1" w:unhideWhenUsed="1"/>
-    <w:lsdException w:name="Default Paragraph Font" w:semiHidden="1" w:uiPriority="1" w:unhideWhenUsed="1"/>
-    <w:lsdException w:name="Body Text" w:semiHidden="1" w:unhideWhenUsed="1"/>
-    <w:lsdException w:name="Body Text Indent" w:semiHidden="1" w:unhideWhenUsed="1"/>
-    <w:lsdException w:name="List Continue" w:semiHidden="1" w:unhideWhenUsed="1"/>
-    <w:lsdException w:name="List Continue 2" w:semiHidden="1" w:unhideWhenUsed="1"/>
-    <w:lsdException w:name="List Continue 3" w:semiHidden="1" w:unhideWhenUsed="1"/>
-    <w:lsdException w:name="List Continue 4" w:semiHidden="1" w:unhideWhenUsed="1"/>
-    <w:lsdException w:name="List Continue 5" w:semiHidden="1" w:unhideWhenUsed="1"/>
-    <w:lsdException w:name="Message Header" w:semiHidden="1" w:unhideWhenUsed="1"/>
-    <w:lsdException w:name="Subtitle" w:uiPriority="11" w:qFormat="1"/>
-    <w:lsdException w:name="Salutation" w:semiHidden="1" w:unhideWhenUsed="1"/>
-    <w:lsdException w:name="Date" w:semiHidden="1" w:unhideWhenUsed="1"/>
-    <w:lsdException w:name="Body Text First Indent" w:semiHidden="1" w:unhideWhenUsed="1"/>
-    <w:lsdException w:name="Body Text First Indent 2" w:semiHidden="1" w:unhideWhenUsed="1"/>
-    <w:lsdException w:name="Note Heading" w:semiHidden="1" w:unhideWhenUsed="1"/>
-    <w:lsdException w:name="Body Text 2" w:semiHidden="1" w:unhideWhenUsed="1"/>
-    <w:lsdException w:name="Body Text 3" w:semiHidden="1" w:unhideWhenUsed="1"/>
-    <w:lsdException w:name="Body Text Indent 2" w:semiHidden="1" w:unhideWhenUsed="1"/>
-    <w:lsdException w:name="Body Text Indent 3" w:semiHidden="1" w:unhideWhenUsed="1"/>
-    <w:lsdException w:name="Block Text" w:semiHidden="1" w:unhideWhenUsed="1"/>
-    <w:lsdException w:name="Hyperlink" w:semiHidden="1" w:unhideWhenUsed="1"/>
-    <w:lsdException w:name="FollowedHyperlink" w:semiHidden="1" w:unhideWhenUsed="1"/>
-    <w:lsdException w:name="Strong" w:uiPriority="22" w:qFormat="1"/>
-    <w:lsdException w:name="Emphasis" w:uiPriority="20" w:qFormat="1"/>
-    <w:lsdException w:name="Document Map" w:semiHidden="1" w:unhideWhenUsed="1"/>
-    <w:lsdException w:name="Plain Text" w:semiHidden="1" w:unhideWhenUsed="1"/>
-    <w:lsdException w:name="E-mail Signature" w:semiHidden="1" w:unhideWhenUsed="1"/>
-    <w:lsdException w:name="HTML Top of Form" w:semiHidden="1" w:unhideWhenUsed="1"/>
-    <w:lsdException w:name="HTML Bottom of Form" w:semiHidden="1" w:unhideWhenUsed="1"/>
-    <w:lsdException w:name="Normal (Web)" w:semiHidden="1" w:unhideWhenUsed="1"/>
-    <w:lsdException w:name="HTML Acronym" w:semiHidden="1" w:unhideWhenUsed="1"/>
-    <w:lsdException w:name="HTML Address" w:semiHidden="1" w:unhideWhenUsed="1"/>
-    <w:lsdException w:name="HTML Cite" w:semiHidden="1" w:unhideWhenUsed="1"/>
-    <w:lsdException w:name="HTML Code" w:semiHidden="1" w:unhideWhenUsed="1"/>
-    <w:lsdException w:name="HTML Definition" w:semiHidden="1" w:unhideWhenUsed="1"/>
-    <w:lsdException w:name="HTML Keyboard" w:semiHidden="1" w:unhideWhenUsed="1"/>
-    <w:lsdException w:name="HTML Preformatted" w:semiHidden="1" w:unhideWhenUsed="1"/>
-    <w:lsdException w:name="HTML Sample" w:semiHidden="1" w:unhideWhenUsed="1"/>
-    <w:lsdException w:name="HTML Typewriter" w:semiHidden="1" w:unhideWhenUsed="1"/>
-    <w:lsdException w:name="HTML Variable" w:semiHidden="1" w:unhideWhenUsed="1"/>
-    <w:lsdException w:name="Normal Table" w:semiHidden="1" w:unhideWhenUsed="1"/>
-    <w:lsdException w:name="annotation subject" w:semiHidden="1" w:unhideWhenUsed="1"/>
-    <w:lsdException w:name="No List" w:semiHidden="1" w:unhideWhenUsed="1"/>
-    <w:lsdException w:name="Outline List 1" w:semiHidden="1" w:unhideWhenUsed="1"/>
-    <w:lsdException w:name="Outline List 2" w:semiHidden="1" w:unhideWhenUsed="1"/>
-    <w:lsdException w:name="Outline List 3" w:semiHidden="1" w:unhideWhenUsed="1"/>
-    <w:lsdException w:name="Table Simple 1" w:semiHidden="1" w:unhideWhenUsed="1"/>
-    <w:lsdException w:name="Table Simple 2" w:semiHidden="1" w:unhideWhenUsed="1"/>
-    <w:lsdException w:name="Table Simple 3" w:semiHidden="1" w:unhideWhenUsed="1"/>
-    <w:lsdException w:name="Table Classic 1" w:semiHidden="1" w:unhideWhenUsed="1"/>
-    <w:lsdException w:name="Table Classic 2" w:semiHidden="1" w:unhideWhenUsed="1"/>
-    <w:lsdException w:name="Table Classic 3" w:semiHidden="1" w:unhideWhenUsed="1"/>
-    <w:lsdException w:name="Table Classic 4" w:semiHidden="1" w:unhideWhenUsed="1"/>
-    <w:lsdException w:name="Table Colorful 1" w:semiHidden="1" w:unhideWhenUsed="1"/>
-    <w:lsdException w:name="Table Colorful 2" w:semiHidden="1" w:unhideWhenUsed="1"/>
-    <w:lsdException w:name="Table Colorful 3" w:semiHidden="1" w:unhideWhenUsed="1"/>
-    <w:lsdException w:name="Table Columns 1" w:semiHidden="1" w:unhideWhenUsed="1"/>
-    <w:lsdException w:name="Table Columns 2" w:semiHidden="1" w:unhideWhenUsed="1"/>
-    <w:lsdException w:name="Table Columns 3" w:semiHidden="1" w:unhideWhenUsed="1"/>
-    <w:lsdException w:name="Table Columns 4" w:semiHidden="1" w:unhideWhenUsed="1"/>
-    <w:lsdException w:name="Table Columns 5" w:semiHidden="1" w:unhideWhenUsed="1"/>
-    <w:lsdException w:name="Table Grid 1" w:semiHidden="1" w:unhideWhenUsed="1"/>
-    <w:lsdException w:name="Table Grid 2" w:semiHidden="1" w:unhideWhenUsed="1"/>
-    <w:lsdException w:name="Table Grid 3" w:semiHidden="1" w:unhideWhenUsed="1"/>
-    <w:lsdException w:name="Table Grid 4" w:semiHidden="1" w:unhideWhenUsed="1"/>
-    <w:lsdException w:name="Table Grid 5" w:semiHidden="1" w:unhideWhenUsed="1"/>
-    <w:lsdException w:name="Table Grid 6" w:semiHidden="1" w:unhideWhenUsed="1"/>
-    <w:lsdException w:name="Table Grid 7" w:semiHidden="1" w:unhideWhenUsed="1"/>
-    <w:lsdException w:name="Table Grid 8" w:semiHidden="1" w:unhideWhenUsed="1"/>
-    <w:lsdException w:name="Table List 1" w:semiHidden="1" w:unhideWhenUsed="1"/>
-    <w:lsdException w:name="Table List 2" w:semiHidden="1" w:unhideWhenUsed="1"/>
-    <w:lsdException w:name="Table List 3" w:semiHidden="1" w:unhideWhenUsed="1"/>
-    <w:lsdException w:name="Table List 4" w:semiHidden="1" w:unhideWhenUsed="1"/>
-    <w:lsdException w:name="Table List 5" w:semiHidden="1" w:unhideWhenUsed="1"/>
-    <w:lsdException w:name="Table List 6" w:semiHidden="1" w:unhideWhenUsed="1"/>
-    <w:lsdException w:name="Table List 7" w:semiHidden="1" w:unhideWhenUsed="1"/>
-    <w:lsdException w:name="Table List 8" w:semiHidden="1" w:unhideWhenUsed="1"/>
-    <w:lsdException w:name="Table 3D effects 1" w:semiHidden="1" w:unhideWhenUsed="1"/>
-    <w:lsdException w:name="Table 3D effects 2" w:semiHidden="1" w:unhideWhenUsed="1"/>
-    <w:lsdException w:name="Table 3D effects 3" w:semiHidden="1" w:unhideWhenUsed="1"/>
-    <w:lsdException w:name="Table Contemporary" w:semiHidden="1" w:unhideWhenUsed="1"/>
-    <w:lsdException w:name="Table Elegant" w:semiHidden="1" w:unhideWhenUsed="1"/>
-    <w:lsdException w:name="Table Professional" w:semiHidden="1" w:unhideWhenUsed="1"/>
-    <w:lsdException w:name="Table Subtle 1" w:semiHidden="1" w:unhideWhenUsed="1"/>
-    <w:lsdException w:name="Table Subtle 2" w:semiHidden="1" w:unhideWhenUsed="1"/>
-    <w:lsdException w:name="Table Web 1" w:semiHidden="1" w:unhideWhenUsed="1"/>
-    <w:lsdException w:name="Table Web 2" w:semiHidden="1" w:unhideWhenUsed="1"/>
-    <w:lsdException w:name="Table Web 3" w:semiHidden="1" w:unhideWhenUsed="1"/>
-    <w:lsdException w:name="Balloon Text" w:semiHidden="1" w:unhideWhenUsed="1"/>
-    <w:lsdException w:name="Table Grid" w:uiPriority="39"/>
-    <w:lsdException w:name="Table Theme" w:semiHidden="1" w:unhideWhenUsed="1"/>
-    <w:lsdException w:name="Placeholder Text" w:semiHidden="1"/>
-    <w:lsdException w:name="No Spacing" w:uiPriority="1" w:qFormat="1"/>
-    <w:lsdException w:name="Light Shading" w:uiPriority="60"/>
-    <w:lsdException w:name="Light List" w:uiPriority="61"/>
-    <w:lsdException w:name="Light Grid" w:uiPriority="62"/>
-    <w:lsdException w:name="Medium Shading 1" w:uiPriority="63"/>
-    <w:lsdException w:name="Medium Shading 2" w:uiPriority="64"/>
-    <w:lsdException w:name="Medium List 1" w:uiPriority="65"/>
-    <w:lsdException w:name="Medium List 2" w:uiPriority="66"/>
-    <w:lsdException w:name="Medium Grid 1" w:uiPriority="67"/>
-    <w:lsdException w:name="Medium Grid 2" w:uiPriority="68"/>
-    <w:lsdException w:name="Medium Grid 3" w:uiPriority="69"/>
-    <w:lsdException w:name="Dark List" w:uiPriority="70"/>
-    <w:lsdException w:name="Colorful Shading" w:uiPriority="71"/>
-    <w:lsdException w:name="Colorful List" w:uiPriority="72"/>
-    <w:lsdException w:name="Colorful Grid" w:uiPriority="73"/>
-    <w:lsdException w:name="Light Shading Accent 1" w:uiPriority="60"/>
-    <w:lsdException w:name="Light List Accent 1" w:uiPriority="61"/>
-    <w:lsdException w:name="Light Grid Accent 1" w:uiPriority="62"/>
-    <w:lsdException w:name="Medium Shading 1 Accent 1" w:uiPriority="63"/>
-    <w:lsdException w:name="Medium Shading 2 Accent 1" w:uiPriority="64"/>
-    <w:lsdException w:name="Medium List 1 Accent 1" w:uiPriority="65"/>
-    <w:lsdException w:name="Revision" w:semiHidden="1"/>
-    <w:lsdException w:name="List Paragraph" w:uiPriority="34" w:qFormat="1"/>
-    <w:lsdException w:name="Quote" w:uiPriority="29" w:qFormat="1"/>
-    <w:lsdException w:name="Intense Quote" w:uiPriority="30" w:qFormat="1"/>
-    <w:lsdException w:name="Medium List 2 Accent 1" w:uiPriority="66"/>
-    <w:lsdException w:name="Medium Grid 1 Accent 1" w:uiPriority="67"/>
-    <w:lsdException w:name="Medium Grid 2 Accent 1" w:uiPriority="68"/>
-    <w:lsdException w:name="Medium Grid 3 Accent 1" w:uiPriority="69"/>
-    <w:lsdException w:name="Dark List Accent 1" w:uiPriority="70"/>
-    <w:lsdException w:name="Colorful Shading Accent 1" w:uiPriority="71"/>
-    <w:lsdException w:name="Colorful List Accent 1" w:uiPriority="72"/>
-    <w:lsdException w:name="Colorful Grid Accent 1" w:uiPriority="73"/>
-    <w:lsdException w:name="Light Shading Accent 2" w:uiPriority="60"/>
-    <w:lsdException w:name="Light List Accent 2" w:uiPriority="61"/>
-    <w:lsdException w:name="Light Grid Accent 2" w:uiPriority="62"/>
-    <w:lsdException w:name="Medium Shading 1 Accent 2" w:uiPriority="63"/>
-    <w:lsdException w:name="Medium Shading 2 Accent 2" w:uiPriority="64"/>
-    <w:lsdException w:name="Medium List 1 Accent 2" w:uiPriority="65"/>
-    <w:lsdException w:name="Medium List 2 Accent 2" w:uiPriority="66"/>
-    <w:lsdException w:name="Medium Grid 1 Accent 2" w:uiPriority="67"/>
-    <w:lsdException w:name="Medium Grid 2 Accent 2" w:uiPriority="68"/>
-    <w:lsdException w:name="Medium Grid 3 Accent 2" w:uiPriority="69"/>
-    <w:lsdException w:name="Dark List Accent 2" w:uiPriority="70"/>
-    <w:lsdException w:name="Colorful Shading Accent 2" w:uiPriority="71"/>
-    <w:lsdException w:name="Colorful List Accent 2" w:uiPriority="72"/>
-    <w:lsdException w:name="Colorful Grid Accent 2" w:uiPriority="73"/>
-    <w:lsdException w:name="Light Shading Accent 3" w:uiPriority="60"/>
-    <w:lsdException w:name="Light List Accent 3" w:uiPriority="61"/>
-    <w:lsdException w:name="Light Grid Accent 3" w:uiPriority="62"/>
-    <w:lsdException w:name="Medium Shading 1 Accent 3" w:uiPriority="63"/>
-    <w:lsdException w:name="Medium Shading 2 Accent 3" w:uiPriority="64"/>
-    <w:lsdException w:name="Medium List 1 Accent 3" w:uiPriority="65"/>
-    <w:lsdException w:name="Medium List 2 Accent 3" w:uiPriority="66"/>
-    <w:lsdException w:name="Medium Grid 1 Accent 3" w:uiPriority="67"/>
-    <w:lsdException w:name="Medium Grid 2 Accent 3" w:uiPriority="68"/>
-    <w:lsdException w:name="Medium Grid 3 Accent 3" w:uiPriority="69"/>
-    <w:lsdException w:name="Dark List Accent 3" w:uiPriority="70"/>
-    <w:lsdException w:name="Colorful Shading Accent 3" w:uiPriority="71"/>
-    <w:lsdException w:name="Colorful List Accent 3" w:uiPriority="72"/>
-    <w:lsdException w:name="Colorful Grid Accent 3" w:uiPriority="73"/>
-    <w:lsdException w:name="Light Shading Accent 4" w:uiPriority="60"/>
-    <w:lsdException w:name="Light List Accent 4" w:uiPriority="61"/>
-    <w:lsdException w:name="Light Grid Accent 4" w:uiPriority="62"/>
-    <w:lsdException w:name="Medium Shading 1 Accent 4" w:uiPriority="63"/>
-    <w:lsdException w:name="Medium Shading 2 Accent 4" w:uiPriority="64"/>
-    <w:lsdException w:name="Medium List 1 Accent 4" w:uiPriority="65"/>
-    <w:lsdException w:name="Medium List 2 Accent 4" w:uiPriority="66"/>
-    <w:lsdException w:name="Medium Grid 1 Accent 4" w:uiPriority="67"/>
-    <w:lsdException w:name="Medium Grid 2 Accent 4" w:uiPriority="68"/>
-    <w:lsdException w:name="Medium Grid 3 Accent 4" w:uiPriority="69"/>
-    <w:lsdException w:name="Dark List Accent 4" w:uiPriority="70"/>
-    <w:lsdException w:name="Colorful Shading Accent 4" w:uiPriority="71"/>
-    <w:lsdException w:name="Colorful List Accent 4" w:uiPriority="72"/>
-    <w:lsdException w:name="Colorful Grid Accent 4" w:uiPriority="73"/>
-    <w:lsdException w:name="Light Shading Accent 5" w:uiPriority="60"/>
-    <w:lsdException w:name="Light List Accent 5" w:uiPriority="61"/>
-    <w:lsdException w:name="Light Grid Accent 5" w:uiPriority="62"/>
-    <w:lsdException w:name="Medium Shading 1 Accent 5" w:uiPriority="63"/>
-    <w:lsdException w:name="Medium Shading 2 Accent 5" w:uiPriority="64"/>
-    <w:lsdException w:name="Medium List 1 Accent 5" w:uiPriority="65"/>
-    <w:lsdException w:name="Medium List 2 Accent 5" w:uiPriority="66"/>
-    <w:lsdException w:name="Medium Grid 1 Accent 5" w:uiPriority="67"/>
-    <w:lsdException w:name="Medium Grid 2 Accent 5" w:uiPriority="68"/>
-    <w:lsdException w:name="Medium Grid 3 Accent 5" w:uiPriority="69"/>
-    <w:lsdException w:name="Dark List Accent 5" w:uiPriority="70"/>
-    <w:lsdException w:name="Colorful Shading Accent 5" w:uiPriority="71"/>
-    <w:lsdException w:name="Colorful List Accent 5" w:uiPriority="72"/>
-    <w:lsdException w:name="Colorful Grid Accent 5" w:uiPriority="73"/>
-    <w:lsdException w:name="Light Shading Accent 6" w:uiPriority="60"/>
-    <w:lsdException w:name="Light List Accent 6" w:uiPriority="61"/>
-    <w:lsdException w:name="Light Grid Accent 6" w:uiPriority="62"/>
-    <w:lsdException w:name="Medium Shading 1 Accent 6" w:uiPriority="63"/>
-    <w:lsdException w:name="Medium Shading 2 Accent 6" w:uiPriority="64"/>
-    <w:lsdException w:name="Medium List 1 Accent 6" w:uiPriority="65"/>
-    <w:lsdException w:name="Medium List 2 Accent 6" w:uiPriority="66"/>
-    <w:lsdException w:name="Medium Grid 1 Accent 6" w:uiPriority="67"/>
-    <w:lsdException w:name="Medium Grid 2 Accent 6" w:uiPriority="68"/>
-    <w:lsdException w:name="Medium Grid 3 Accent 6" w:uiPriority="69"/>
-    <w:lsdException w:name="Dark List Accent 6" w:uiPriority="70"/>
-    <w:lsdException w:name="Colorful Shading Accent 6" w:uiPriority="71"/>
-    <w:lsdException w:name="Colorful List Accent 6" w:uiPriority="72"/>
-    <w:lsdException w:name="Colorful Grid Accent 6" w:uiPriority="73"/>
-    <w:lsdException w:name="Subtle Emphasis" w:uiPriority="19" w:qFormat="1"/>
-    <w:lsdException w:name="Intense Emphasis" w:uiPriority="21" w:qFormat="1"/>
-    <w:lsdException w:name="Subtle Reference" w:uiPriority="31" w:qFormat="1"/>
-    <w:lsdException w:name="Intense Reference" w:uiPriority="32" w:qFormat="1"/>
-    <w:lsdException w:name="Book Title" w:uiPriority="33" w:qFormat="1"/>
-    <w:lsdException w:name="Bibliography" w:semiHidden="1" w:uiPriority="37" w:unhideWhenUsed="1"/>
-    <w:lsdException w:name="TOC Heading" w:semiHidden="1" w:uiPriority="39" w:unhideWhenUsed="1" w:qFormat="1"/>
-    <w:lsdException w:name="Plain Table 1" w:uiPriority="41"/>
-    <w:lsdException w:name="Plain Table 2" w:uiPriority="42"/>
-    <w:lsdException w:name="Plain Table 3" w:uiPriority="43"/>
-    <w:lsdException w:name="Plain Table 4" w:uiPriority="44"/>
-    <w:lsdException w:name="Plain Table 5" w:uiPriority="45"/>
-    <w:lsdException w:name="Grid Table Light" w:uiPriority="40"/>
-    <w:lsdException w:name="Grid Table 1 Light" w:uiPriority="46"/>
-    <w:lsdException w:name="Grid Table 2" w:uiPriority="47"/>
-    <w:lsdException w:name="Grid Table 3" w:uiPriority="48"/>
-    <w:lsdException w:name="Grid Table 4" w:uiPriority="49"/>
-    <w:lsdException w:name="Grid Table 5 Dark" w:uiPriority="50"/>
-    <w:lsdException w:name="Grid Table 6 Colorful" w:uiPriority="51"/>
-    <w:lsdException w:name="Grid Table 7 Colorful" w:uiPriority="52"/>
-    <w:lsdException w:name="Grid Table 1 Light Accent 1" w:uiPriority="46"/>
-    <w:lsdException w:name="Grid Table 2 Accent 1" w:uiPriority="47"/>
-    <w:lsdException w:name="Grid Table 3 Accent 1" w:uiPriority="48"/>
-    <w:lsdException w:name="Grid Table 4 Accent 1" w:uiPriority="49"/>
-    <w:lsdException w:name="Grid Table 5 Dark Accent 1" w:uiPriority="50"/>
-    <w:lsdException w:name="Grid Table 6 Colorful Accent 1" w:uiPriority="51"/>
-    <w:lsdException w:name="Grid Table 7 Colorful Accent 1" w:uiPriority="52"/>
-    <w:lsdException w:name="Grid Table 1 Light Accent 2" w:uiPriority="46"/>
-    <w:lsdException w:name="Grid Table 2 Accent 2" w:uiPriority="47"/>
-    <w:lsdException w:name="Grid Table 3 Accent 2" w:uiPriority="48"/>
-    <w:lsdException w:name="Grid Table 4 Accent 2" w:uiPriority="49"/>
-    <w:lsdException w:name="Grid Table 5 Dark Accent 2" w:uiPriority="50"/>
-    <w:lsdException w:name="Grid Table 6 Colorful Accent 2" w:uiPriority="51"/>
-    <w:lsdException w:name="Grid Table 7 Colorful Accent 2" w:uiPriority="52"/>
-    <w:lsdException w:name="Grid Table 1 Light Accent 3" w:uiPriority="46"/>
-    <w:lsdException w:name="Grid Table 2 Accent 3" w:uiPriority="47"/>
-    <w:lsdException w:name="Grid Table 3 Accent 3" w:uiPriority="48"/>
-    <w:lsdException w:name="Grid Table 4 Accent 3" w:uiPriority="49"/>
-    <w:lsdException w:name="Grid Table 5 Dark Accent 3" w:uiPriority="50"/>
-    <w:lsdException w:name="Grid Table 6 Colorful Accent 3" w:uiPriority="51"/>
-    <w:lsdException w:name="Grid Table 7 Colorful Accent 3" w:uiPriority="52"/>
-    <w:lsdException w:name="Grid Table 1 Light Accent 4" w:uiPriority="46"/>
-    <w:lsdException w:name="Grid Table 2 Accent 4" w:uiPriority="47"/>
-    <w:lsdException w:name="Grid Table 3 Accent 4" w:uiPriority="48"/>
-    <w:lsdException w:name="Grid Table 4 Accent 4" w:uiPriority="49"/>
-    <w:lsdException w:name="Grid Table 5 Dark Accent 4" w:uiPriority="50"/>
-    <w:lsdException w:name="Grid Table 6 Colorful Accent 4" w:uiPriority="51"/>
-    <w:lsdException w:name="Grid Table 7 Colorful Accent 4" w:uiPriority="52"/>
-    <w:lsdException w:name="Grid Table 1 Light Accent 5" w:uiPriority="46"/>
-    <w:lsdException w:name="Grid Table 2 Accent 5" w:uiPriority="47"/>
-    <w:lsdException w:name="Grid Table 3 Accent 5" w:uiPriority="48"/>
-    <w:lsdException w:name="Grid Table 4 Accent 5" w:uiPriority="49"/>
-    <w:lsdException w:name="Grid Table 5 Dark Accent 5" w:uiPriority="50"/>
-    <w:lsdException w:name="Grid Table 6 Colorful Accent 5" w:uiPriority="51"/>
-    <w:lsdException w:name="Grid Table 7 Colorful Accent 5" w:uiPriority="52"/>
-    <w:lsdException w:name="Grid Table 1 Light Accent 6" w:uiPriority="46"/>
-    <w:lsdException w:name="Grid Table 2 Accent 6" w:uiPriority="47"/>
-    <w:lsdException w:name="Grid Table 3 Accent 6" w:uiPriority="48"/>
-    <w:lsdException w:name="Grid Table 4 Accent 6" w:uiPriority="49"/>
-    <w:lsdException w:name="Grid Table 5 Dark Accent 6" w:uiPriority="50"/>
-    <w:lsdException w:name="Grid Table 6 Colorful Accent 6" w:uiPriority="51"/>
-    <w:lsdException w:name="Grid Table 7 Colorful Accent 6" w:uiPriority="52"/>
-    <w:lsdException w:name="List Table 1 Light" w:uiPriority="46"/>
-    <w:lsdException w:name="List Table 2" w:uiPriority="47"/>
-    <w:lsdException w:name="List Table 3" w:uiPriority="48"/>
-    <w:lsdException w:name="List Table 4" w:uiPriority="49"/>
-    <w:lsdException w:name="List Table 5 Dark" w:uiPriority="50"/>
-    <w:lsdException w:name="List Table 6 Colorful" w:uiPriority="51"/>
-    <w:lsdException w:name="List Table 7 Colorful" w:uiPriority="52"/>
-    <w:lsdException w:name="List Table 1 Light Accent 1" w:uiPriority="46"/>
-    <w:lsdException w:name="List Table 2 Accent 1" w:uiPriority="47"/>
-    <w:lsdException w:name="List Table 3 Accent 1" w:uiPriority="48"/>
-    <w:lsdException w:name="List Table 4 Accent 1" w:uiPriority="49"/>
-    <w:lsdException w:name="List Table 5 Dark Accent 1" w:uiPriority="50"/>
-    <w:lsdException w:name="List Table 6 Colorful Accent 1" w:uiPriority="51"/>
-    <w:lsdException w:name="List Table 7 Colorful Accent 1" w:uiPriority="52"/>
-    <w:lsdException w:name="List Table 1 Light Accent 2" w:uiPriority="46"/>
-    <w:lsdException w:name="List Table 2 Accent 2" w:uiPriority="47"/>
-    <w:lsdException w:name="List Table 3 Accent 2" w:uiPriority="48"/>
-    <w:lsdException w:name="List Table 4 Accent 2" w:uiPriority="49"/>
-    <w:lsdException w:name="List Table 5 Dark Accent 2" w:uiPriority="50"/>
-    <w:lsdException w:name="List Table 6 Colorful Accent 2" w:uiPriority="51"/>
-    <w:lsdException w:name="List Table 7 Colorful Accent 2" w:uiPriority="52"/>
-    <w:lsdException w:name="List Table 1 Light Accent 3" w:uiPriority="46"/>
-    <w:lsdException w:name="List Table 2 Accent 3" w:uiPriority="47"/>
-    <w:lsdException w:name="List Table 3 Accent 3" w:uiPriority="48"/>
-    <w:lsdException w:name="List Table 4 Accent 3" w:uiPriority="49"/>
-    <w:lsdException w:name="List Table 5 Dark Accent 3" w:uiPriority="50"/>
-    <w:lsdException w:name="List Table 6 Colorful Accent 3" w:uiPriority="51"/>
-    <w:lsdException w:name="List Table 7 Colorful Accent 3" w:uiPriority="52"/>
-    <w:lsdException w:name="List Table 1 Light Accent 4" w:uiPriority="46"/>
-    <w:lsdException w:name="List Table 2 Accent 4" w:uiPriority="47"/>
-    <w:lsdException w:name="List Table 3 Accent 4" w:uiPriority="48"/>
-    <w:lsdException w:name="List Table 4 Accent 4" w:uiPriority="49"/>
-    <w:lsdException w:name="List Table 5 Dark Accent 4" w:uiPriority="50"/>
-    <w:lsdException w:name="List Table 6 Colorful Accent 4" w:uiPriority="51"/>
-    <w:lsdException w:name="List Table 7 Colorful Accent 4" w:uiPriority="52"/>
-    <w:lsdException w:name="List Table 1 Light Accent 5" w:uiPriority="46"/>
-    <w:lsdException w:name="List Table 2 Accent 5" w:uiPriority="47"/>
-    <w:lsdException w:name="List Table 3 Accent 5" w:uiPriority="48"/>
-    <w:lsdException w:name="List Table 4 Accent 5" w:uiPriority="49"/>
-    <w:lsdException w:name="List Table 5 Dark Accent 5" w:uiPriority="50"/>
-    <w:lsdException w:name="List Table 6 Colorful Accent 5" w:uiPriority="51"/>
-    <w:lsdException w:name="List Table 7 Colorful Accent 5" w:uiPriority="52"/>
-    <w:lsdException w:name="List Table 1 Light Accent 6" w:uiPriority="46"/>
-    <w:lsdException w:name="List Table 2 Accent 6" w:uiPriority="47"/>
-    <w:lsdException w:name="List Table 3 Accent 6" w:uiPriority="48"/>
-    <w:lsdException w:name="List Table 4 Accent 6" w:uiPriority="49"/>
-    <w:lsdException w:name="List Table 5 Dark Accent 6" w:uiPriority="50"/>
-    <w:lsdException w:name="List Table 6 Colorful Accent 6" w:uiPriority="51"/>
-    <w:lsdException w:name="List Table 7 Colorful Accent 6" w:uiPriority="52"/>
-    <w:lsdException w:name="Mention" w:semiHidden="1" w:unhideWhenUsed="1"/>
-    <w:lsdException w:name="Smart Hyperlink" w:semiHidden="1" w:unhideWhenUsed="1"/>
-    <w:lsdException w:name="Hashtag" w:semiHidden="1" w:unhideWhenUsed="1"/>
-    <w:lsdException w:name="Unresolved Mention" w:semiHidden="1" w:unhideWhenUsed="1"/>
-    <w:lsdException w:name="Smart Link" w:semiHidden="1" w:unhideWhenUsed="1"/>
+  <w:latentStyles w:defLockedState="0" w:defUIPriority="99" w:defSemiHidden="1" w:defUnhideWhenUsed="1" w:defQFormat="0" w:count="267">
+    <w:lsdException w:name="Normal" w:semiHidden="0" w:uiPriority="0" w:unhideWhenUsed="0" w:qFormat="1"/>
+    <w:lsdException w:name="heading 1" w:semiHidden="0" w:uiPriority="9" w:unhideWhenUsed="0" w:qFormat="1"/>
+    <w:lsdException w:name="heading 2" w:uiPriority="9" w:qFormat="1"/>
+    <w:lsdException w:name="heading 3" w:uiPriority="9" w:qFormat="1"/>
+    <w:lsdException w:name="heading 4" w:uiPriority="9" w:qFormat="1"/>
+    <w:lsdException w:name="heading 5" w:uiPriority="9" w:qFormat="1"/>
+    <w:lsdException w:name="heading 6" w:uiPriority="9" w:qFormat="1"/>
+    <w:lsdException w:name="heading 7" w:uiPriority="9" w:qFormat="1"/>
+    <w:lsdException w:name="heading 8" w:uiPriority="9" w:qFormat="1"/>
+    <w:lsdException w:name="heading 9" w:uiPriority="9" w:qFormat="1"/>
+    <w:lsdException w:name="toc 1" w:uiPriority="39"/>
+    <w:lsdException w:name="toc 2" w:uiPriority="39"/>
+    <w:lsdException w:name="toc 3" w:uiPriority="39"/>
+    <w:lsdException w:name="toc 4" w:uiPriority="39"/>
+    <w:lsdException w:name="toc 5" w:uiPriority="39"/>
+    <w:lsdException w:name="toc 6" w:uiPriority="39"/>
+    <w:lsdException w:name="toc 7" w:uiPriority="39"/>
+    <w:lsdException w:name="toc 8" w:uiPriority="39"/>
+    <w:lsdException w:name="toc 9" w:uiPriority="39"/>
+    <w:lsdException w:name="caption" w:uiPriority="35" w:qFormat="1"/>
+    <w:lsdException w:name="Title" w:semiHidden="0" w:uiPriority="10" w:unhideWhenUsed="0" w:qFormat="1"/>
+    <w:lsdException w:name="Default Paragraph Font" w:uiPriority="1"/>
+    <w:lsdException w:name="Subtitle" w:semiHidden="0" w:uiPriority="11" w:unhideWhenUsed="0" w:qFormat="1"/>
+    <w:lsdException w:name="Strong" w:semiHidden="0" w:uiPriority="22" w:unhideWhenUsed="0" w:qFormat="1"/>
+    <w:lsdException w:name="Emphasis" w:semiHidden="0" w:uiPriority="20" w:unhideWhenUsed="0" w:qFormat="1"/>
+    <w:lsdException w:name="Table Grid" w:semiHidden="0" w:uiPriority="39" w:unhideWhenUsed="0"/>
+    <w:lsdException w:name="Placeholder Text" w:unhideWhenUsed="0"/>
+    <w:lsdException w:name="No Spacing" w:semiHidden="0" w:uiPriority="1" w:unhideWhenUsed="0" w:qFormat="1"/>
+    <w:lsdException w:name="Light Shading" w:semiHidden="0" w:uiPriority="60" w:unhideWhenUsed="0"/>
+    <w:lsdException w:name="Light List" w:semiHidden="0" w:uiPriority="61" w:unhideWhenUsed="0"/>
+    <w:lsdException w:name="Light Grid" w:semiHidden="0" w:uiPriority="62" w:unhideWhenUsed="0"/>
+    <w:lsdException w:name="Medium Shading 1" w:semiHidden="0" w:uiPriority="63" w:unhideWhenUsed="0"/>
+    <w:lsdException w:name="Medium Shading 2" w:semiHidden="0" w:uiPriority="64" w:unhideWhenUsed="0"/>
+    <w:lsdException w:name="Medium List 1" w:semiHidden="0" w:uiPriority="65" w:unhideWhenUsed="0"/>
+    <w:lsdException w:name="Medium List 2" w:semiHidden="0" w:uiPriority="66" w:unhideWhenUsed="0"/>
+    <w:lsdException w:name="Medium Grid 1" w:semiHidden="0" w:uiPriority="67" w:unhideWhenUsed="0"/>
+    <w:lsdException w:name="Medium Grid 2" w:semiHidden="0" w:uiPriority="68" w:unhideWhenUsed="0"/>
+    <w:lsdException w:name="Medium Grid 3" w:semiHidden="0" w:uiPriority="69" w:unhideWhenUsed="0"/>
+    <w:lsdException w:name="Dark List" w:semiHidden="0" w:uiPriority="70" w:unhideWhenUsed="0"/>
+    <w:lsdException w:name="Colorful Shading" w:semiHidden="0" w:uiPriority="71" w:unhideWhenUsed="0"/>
+    <w:lsdException w:name="Colorful List" w:semiHidden="0" w:uiPriority="72" w:unhideWhenUsed="0"/>
+    <w:lsdException w:name="Colorful Grid" w:semiHidden="0" w:uiPriority="73" w:unhideWhenUsed="0"/>
+    <w:lsdException w:name="Light Shading Accent 1" w:semiHidden="0" w:uiPriority="60" w:unhideWhenUsed="0"/>
+    <w:lsdException w:name="Light List Accent 1" w:semiHidden="0" w:uiPriority="61" w:unhideWhenUsed="0"/>
+    <w:lsdException w:name="Light Grid Accent 1" w:semiHidden="0" w:uiPriority="62" w:unhideWhenUsed="0"/>
+    <w:lsdException w:name="Medium Shading 1 Accent 1" w:semiHidden="0" w:uiPriority="63" w:unhideWhenUsed="0"/>
+    <w:lsdException w:name="Medium Shading 2 Accent 1" w:semiHidden="0" w:uiPriority="64" w:unhideWhenUsed="0"/>
+    <w:lsdException w:name="Medium List 1 Accent 1" w:semiHidden="0" w:uiPriority="65" w:unhideWhenUsed="0"/>
+    <w:lsdException w:name="Revision" w:unhideWhenUsed="0"/>
+    <w:lsdException w:name="List Paragraph" w:semiHidden="0" w:uiPriority="34" w:unhideWhenUsed="0" w:qFormat="1"/>
+    <w:lsdException w:name="Quote" w:semiHidden="0" w:uiPriority="29" w:unhideWhenUsed="0" w:qFormat="1"/>
+    <w:lsdException w:name="Intense Quote" w:semiHidden="0" w:uiPriority="30" w:unhideWhenUsed="0" w:qFormat="1"/>
+    <w:lsdException w:name="Medium List 2 Accent 1" w:semiHidden="0" w:uiPriority="66" w:unhideWhenUsed="0"/>
+    <w:lsdException w:name="Medium Grid 1 Accent 1" w:semiHidden="0" w:uiPriority="67" w:unhideWhenUsed="0"/>
+    <w:lsdException w:name="Medium Grid 2 Accent 1" w:semiHidden="0" w:uiPriority="68" w:unhideWhenUsed="0"/>
+    <w:lsdException w:name="Medium Grid 3 Accent 1" w:semiHidden="0" w:uiPriority="69" w:unhideWhenUsed="0"/>
+    <w:lsdException w:name="Dark List Accent 1" w:semiHidden="0" w:uiPriority="70" w:unhideWhenUsed="0"/>
+    <w:lsdException w:name="Colorful Shading Accent 1" w:semiHidden="0" w:uiPriority="71" w:unhideWhenUsed="0"/>
+    <w:lsdException w:name="Colorful List Accent 1" w:semiHidden="0" w:uiPriority="72" w:unhideWhenUsed="0"/>
+    <w:lsdException w:name="Colorful Grid Accent 1" w:semiHidden="0" w:uiPriority="73" w:unhideWhenUsed="0"/>
+    <w:lsdException w:name="Light Shading Accent 2" w:semiHidden="0" w:uiPriority="60" w:unhideWhenUsed="0"/>
+    <w:lsdException w:name="Light List Accent 2" w:semiHidden="0" w:uiPriority="61" w:unhideWhenUsed="0"/>
+    <w:lsdException w:name="Light Grid Accent 2" w:semiHidden="0" w:uiPriority="62" w:unhideWhenUsed="0"/>
+    <w:lsdException w:name="Medium Shading 1 Accent 2" w:semiHidden="0" w:uiPriority="63" w:unhideWhenUsed="0"/>
+    <w:lsdException w:name="Medium Shading 2 Accent 2" w:semiHidden="0" w:uiPriority="64" w:unhideWhenUsed="0"/>
+    <w:lsdException w:name="Medium List 1 Accent 2" w:semiHidden="0" w:uiPriority="65" w:unhideWhenUsed="0"/>
+    <w:lsdException w:name="Medium List 2 Accent 2" w:semiHidden="0" w:uiPriority="66" w:unhideWhenUsed="0"/>
+    <w:lsdException w:name="Medium Grid 1 Accent 2" w:semiHidden="0" w:uiPriority="67" w:unhideWhenUsed="0"/>
+    <w:lsdException w:name="Medium Grid 2 Accent 2" w:semiHidden="0" w:uiPriority="68" w:unhideWhenUsed="0"/>
+    <w:lsdException w:name="Medium Grid 3 Accent 2" w:semiHidden="0" w:uiPriority="69" w:unhideWhenUsed="0"/>
+    <w:lsdException w:name="Dark List Accent 2" w:semiHidden="0" w:uiPriority="70" w:unhideWhenUsed="0"/>
+    <w:lsdException w:name="Colorful Shading Accent 2" w:semiHidden="0" w:uiPriority="71" w:unhideWhenUsed="0"/>
+    <w:lsdException w:name="Colorful List Accent 2" w:semiHidden="0" w:uiPriority="72" w:unhideWhenUsed="0"/>
+    <w:lsdException w:name="Colorful Grid Accent 2" w:semiHidden="0" w:uiPriority="73" w:unhideWhenUsed="0"/>
+    <w:lsdException w:name="Light Shading Accent 3" w:semiHidden="0" w:uiPriority="60" w:unhideWhenUsed="0"/>
+    <w:lsdException w:name="Light List Accent 3" w:semiHidden="0" w:uiPriority="61" w:unhideWhenUsed="0"/>
+    <w:lsdException w:name="Light Grid Accent 3" w:semiHidden="0" w:uiPriority="62" w:unhideWhenUsed="0"/>
+    <w:lsdException w:name="Medium Shading 1 Accent 3" w:semiHidden="0" w:uiPriority="63" w:unhideWhenUsed="0"/>
+    <w:lsdException w:name="Medium Shading 2 Accent 3" w:semiHidden="0" w:uiPriority="64" w:unhideWhenUsed="0"/>
+    <w:lsdException w:name="Medium List 1 Accent 3" w:semiHidden="0" w:uiPriority="65" w:unhideWhenUsed="0"/>
+    <w:lsdException w:name="Medium List 2 Accent 3" w:semiHidden="0" w:uiPriority="66" w:unhideWhenUsed="0"/>
+    <w:lsdException w:name="Medium Grid 1 Accent 3" w:semiHidden="0" w:uiPriority="67" w:unhideWhenUsed="0"/>
+    <w:lsdException w:name="Medium Grid 2 Accent 3" w:semiHidden="0" w:uiPriority="68" w:unhideWhenUsed="0"/>
+    <w:lsdException w:name="Medium Grid 3 Accent 3" w:semiHidden="0" w:uiPriority="69" w:unhideWhenUsed="0"/>
+    <w:lsdException w:name="Dark List Accent 3" w:semiHidden="0" w:uiPriority="70" w:unhideWhenUsed="0"/>
+    <w:lsdException w:name="Colorful Shading Accent 3" w:semiHidden="0" w:uiPriority="71" w:unhideWhenUsed="0"/>
+    <w:lsdException w:name="Colorful List Accent 3" w:semiHidden="0" w:uiPriority="72" w:unhideWhenUsed="0"/>
+    <w:lsdException w:name="Colorful Grid Accent 3" w:semiHidden="0" w:uiPriority="73" w:unhideWhenUsed="0"/>
+    <w:lsdException w:name="Light Shading Accent 4" w:semiHidden="0" w:uiPriority="60" w:unhideWhenUsed="0"/>
+    <w:lsdException w:name="Light List Accent 4" w:semiHidden="0" w:uiPriority="61" w:unhideWhenUsed="0"/>
+    <w:lsdException w:name="Light Grid Accent 4" w:semiHidden="0" w:uiPriority="62" w:unhideWhenUsed="0"/>
+    <w:lsdException w:name="Medium Shading 1 Accent 4" w:semiHidden="0" w:uiPriority="63" w:unhideWhenUsed="0"/>
+    <w:lsdException w:name="Medium Shading 2 Accent 4" w:semiHidden="0" w:uiPriority="64" w:unhideWhenUsed="0"/>
+    <w:lsdException w:name="Medium List 1 Accent 4" w:semiHidden="0" w:uiPriority="65" w:unhideWhenUsed="0"/>
+    <w:lsdException w:name="Medium List 2 Accent 4" w:semiHidden="0" w:uiPriority="66" w:unhideWhenUsed="0"/>
+    <w:lsdException w:name="Medium Grid 1 Accent 4" w:semiHidden="0" w:uiPriority="67" w:unhideWhenUsed="0"/>
+    <w:lsdException w:name="Medium Grid 2 Accent 4" w:semiHidden="0" w:uiPriority="68" w:unhideWhenUsed="0"/>
+    <w:lsdException w:name="Medium Grid 3 Accent 4" w:semiHidden="0" w:uiPriority="69" w:unhideWhenUsed="0"/>
+    <w:lsdException w:name="Dark List Accent 4" w:semiHidden="0" w:uiPriority="70" w:unhideWhenUsed="0"/>
+    <w:lsdException w:name="Colorful Shading Accent 4" w:semiHidden="0" w:uiPriority="71" w:unhideWhenUsed="0"/>
+    <w:lsdException w:name="Colorful List Accent 4" w:semiHidden="0" w:uiPriority="72" w:unhideWhenUsed="0"/>
+    <w:lsdException w:name="Colorful Grid Accent 4" w:semiHidden="0" w:uiPriority="73" w:unhideWhenUsed="0"/>
+    <w:lsdException w:name="Light Shading Accent 5" w:semiHidden="0" w:uiPriority="60" w:unhideWhenUsed="0"/>
+    <w:lsdException w:name="Light List Accent 5" w:semiHidden="0" w:uiPriority="61" w:unhideWhenUsed="0"/>
+    <w:lsdException w:name="Light Grid Accent 5" w:semiHidden="0" w:uiPriority="62" w:unhideWhenUsed="0"/>
+    <w:lsdException w:name="Medium Shading 1 Accent 5" w:semiHidden="0" w:uiPriority="63" w:unhideWhenUsed="0"/>
+    <w:lsdException w:name="Medium Shading 2 Accent 5" w:semiHidden="0" w:uiPriority="64" w:unhideWhenUsed="0"/>
+    <w:lsdException w:name="Medium List 1 Accent 5" w:semiHidden="0" w:uiPriority="65" w:unhideWhenUsed="0"/>
+    <w:lsdException w:name="Medium List 2 Accent 5" w:semiHidden="0" w:uiPriority="66" w:unhideWhenUsed="0"/>
+    <w:lsdException w:name="Medium Grid 1 Accent 5" w:semiHidden="0" w:uiPriority="67" w:unhideWhenUsed="0"/>
+    <w:lsdException w:name="Medium Grid 2 Accent 5" w:semiHidden="0" w:uiPriority="68" w:unhideWhenUsed="0"/>
+    <w:lsdException w:name="Medium Grid 3 Accent 5" w:semiHidden="0" w:uiPriority="69" w:unhideWhenUsed="0"/>
+    <w:lsdException w:name="Dark List Accent 5" w:semiHidden="0" w:uiPriority="70" w:unhideWhenUsed="0"/>
+    <w:lsdException w:name="Colorful Shading Accent 5" w:semiHidden="0" w:uiPriority="71" w:unhideWhenUsed="0"/>
+    <w:lsdException w:name="Colorful List Accent 5" w:semiHidden="0" w:uiPriority="72" w:unhideWhenUsed="0"/>
+    <w:lsdException w:name="Colorful Grid Accent 5" w:semiHidden="0" w:uiPriority="73" w:unhideWhenUsed="0"/>
+    <w:lsdException w:name="Light Shading Accent 6" w:semiHidden="0" w:uiPriority="60" w:unhideWhenUsed="0"/>
+    <w:lsdException w:name="Light List Accent 6" w:semiHidden="0" w:uiPriority="61" w:unhideWhenUsed="0"/>
+    <w:lsdException w:name="Light Grid Accent 6" w:semiHidden="0" w:uiPriority="62" w:unhideWhenUsed="0"/>
+    <w:lsdException w:name="Medium Shading 1 Accent 6" w:semiHidden="0" w:uiPriority="63" w:unhideWhenUsed="0"/>
+    <w:lsdException w:name="Medium Shading 2 Accent 6" w:semiHidden="0" w:uiPriority="64" w:unhideWhenUsed="0"/>
+    <w:lsdException w:name="Medium List 1 Accent 6" w:semiHidden="0" w:uiPriority="65" w:unhideWhenUsed="0"/>
+    <w:lsdException w:name="Medium List 2 Accent 6" w:semiHidden="0" w:uiPriority="66" w:unhideWhenUsed="0"/>
+    <w:lsdException w:name="Medium Grid 1 Accent 6" w:semiHidden="0" w:uiPriority="67" w:unhideWhenUsed="0"/>
+    <w:lsdException w:name="Medium Grid 2 Accent 6" w:semiHidden="0" w:uiPriority="68" w:unhideWhenUsed="0"/>
+    <w:lsdException w:name="Medium Grid 3 Accent 6" w:semiHidden="0" w:uiPriority="69" w:unhideWhenUsed="0"/>
+    <w:lsdException w:name="Dark List Accent 6" w:semiHidden="0" w:uiPriority="70" w:unhideWhenUsed="0"/>
+    <w:lsdException w:name="Colorful Shading Accent 6" w:semiHidden="0" w:uiPriority="71" w:unhideWhenUsed="0"/>
+    <w:lsdException w:name="Colorful List Accent 6" w:semiHidden="0" w:uiPriority="72" w:unhideWhenUsed="0"/>
+    <w:lsdException w:name="Colorful Grid Accent 6" w:semiHidden="0" w:uiPriority="73" w:unhideWhenUsed="0"/>
+    <w:lsdException w:name="Subtle Emphasis" w:semiHidden="0" w:uiPriority="19" w:unhideWhenUsed="0" w:qFormat="1"/>
+    <w:lsdException w:name="Intense Emphasis" w:semiHidden="0" w:uiPriority="21" w:unhideWhenUsed="0" w:qFormat="1"/>
+    <w:lsdException w:name="Subtle Reference" w:semiHidden="0" w:uiPriority="31" w:unhideWhenUsed="0" w:qFormat="1"/>
+    <w:lsdException w:name="Intense Reference" w:semiHidden="0" w:uiPriority="32" w:unhideWhenUsed="0" w:qFormat="1"/>
+    <w:lsdException w:name="Book Title" w:semiHidden="0" w:uiPriority="33" w:unhideWhenUsed="0" w:qFormat="1"/>
+    <w:lsdException w:name="Bibliography" w:uiPriority="37"/>
+    <w:lsdException w:name="TOC Heading" w:uiPriority="39" w:qFormat="1"/>
   </w:latentStyles>
   <w:style w:type="paragraph" w:default="1" w:styleId="Normal">
     <w:name w:val="Normal"/>
@@ -1911,6 +1592,7 @@
   <w:style w:type="character" w:default="1" w:styleId="DefaultParagraphFont">
     <w:name w:val="Default Paragraph Font"/>
     <w:uiPriority w:val="1"/>
+    <w:semiHidden/>
     <w:unhideWhenUsed/>
   </w:style>
   <w:style w:type="table" w:default="1" w:styleId="TableNormal">
@@ -1918,6 +1600,7 @@
     <w:uiPriority w:val="99"/>
     <w:semiHidden/>
     <w:unhideWhenUsed/>
+    <w:qFormat/>
     <w:tblPr>
       <w:tblInd w:w="0" w:type="dxa"/>
       <w:tblCellMar>
@@ -2398,7 +2081,7 @@
     </a:clrScheme>
     <a:fontScheme name="Office">
       <a:majorFont>
-        <a:latin typeface="Calibri Light" panose="020F0302020204030204"/>
+        <a:latin typeface="Calibri Light"/>
         <a:ea typeface=""/>
         <a:cs typeface=""/>
         <a:font script="Jpan" typeface="游ゴシック Light"/>
@@ -2450,7 +2133,7 @@
         <a:font script="Tfng" typeface="Ebrima"/>
       </a:majorFont>
       <a:minorFont>
-        <a:latin typeface="Calibri" panose="020F0502020204030204"/>
+        <a:latin typeface="Calibri"/>
         <a:ea typeface=""/>
         <a:cs typeface=""/>
         <a:font script="Jpan" typeface="游ゴシック"/>
@@ -2644,7 +2327,7 @@
   <a:extraClrSchemeLst/>
   <a:extLst>
     <a:ext uri="{05A4C25C-085E-4340-85A3-A5531E510DB2}">
-      <thm15:themeFamily xmlns:thm15="http://schemas.microsoft.com/office/thememl/2012/main" name="Office Theme" id="{62F939B6-93AF-4DB8-9C6B-D6C7DFDC589F}" vid="{4A3C46E8-61CC-4603-A589-7422A47A8E4A}"/>
+      <thm15:themeFamily xmlns:thm15="http://schemas.microsoft.com/office/thememl/2012/main" xmlns="" name="Office Theme" id="{62F939B6-93AF-4DB8-9C6B-D6C7DFDC589F}" vid="{4A3C46E8-61CC-4603-A589-7422A47A8E4A}"/>
     </a:ext>
   </a:extLst>
 </a:theme>
